--- a/swh/docx/002.content.docx
+++ b/swh/docx/002.content.docx
@@ -224,36 +224,24 @@
         </w:rPr>
         <w:t xml:space="preserve"> ni bahari, au ziwa, kaskazini mwa </w:t>
       </w:r>
-      <w:hyperlink r:id="rId13">
-        <w:r>
-          <w:rPr>
-            <w:lang w:val="sw_KE" w:bidi="sw_KE"/>
-          </w:rPr>
-          <w:rPr>
-            <w:color w:val="0000EE"/>
-            <w:u w:val="single"/>
-          </w:rPr>
-          <w:t>Israeli</w:t>
-        </w:r>
-      </w:hyperlink>
+      <w:r>
+        <w:rPr>
+          <w:lang w:val="sw_KE" w:bidi="sw_KE"/>
+        </w:rPr>
+        <w:t>Israeli</w:t>
+      </w:r>
       <w:r>
         <w:rPr>
           <w:lang w:val="sw_KE" w:bidi="sw_KE"/>
         </w:rPr>
         <w:t xml:space="preserve">. Katika Agano Jipya, sehemu ya nchi karibu na Bahari ya Galilaya inaitwa </w:t>
       </w:r>
-      <w:hyperlink r:id="rId14">
-        <w:r>
-          <w:rPr>
-            <w:lang w:val="sw_KE" w:bidi="sw_KE"/>
-          </w:rPr>
-          <w:rPr>
-            <w:color w:val="0000EE"/>
-            <w:u w:val="single"/>
-          </w:rPr>
-          <w:t>Galilaya</w:t>
-        </w:r>
-      </w:hyperlink>
+      <w:r>
+        <w:rPr>
+          <w:lang w:val="sw_KE" w:bidi="sw_KE"/>
+        </w:rPr>
+        <w:t>Galilaya</w:t>
+      </w:r>
       <w:r>
         <w:rPr>
           <w:lang w:val="sw_KE" w:bidi="sw_KE"/>
@@ -290,7 +278,6 @@
       </w:r>
       <w:r>
         <w:rPr>
-          <w:b/>
           <w:lang w:val="sw_KE" w:bidi="sw_KE"/>
         </w:rPr>
         <w:t>kutoka</w:t>
@@ -391,7 +378,6 @@
       </w:r>
       <w:r>
         <w:rPr>
-          <w:b/>
           <w:lang w:val="sw_KE" w:bidi="sw_KE"/>
         </w:rPr>
         <w:t>atafanya</w:t>
@@ -418,7 +404,6 @@
       </w:r>
       <w:r>
         <w:rPr>
-          <w:b/>
           <w:lang w:val="sw_KE" w:bidi="sw_KE"/>
         </w:rPr>
         <w:t>kumshukuru</w:t>
@@ -484,18 +469,12 @@
         </w:rPr>
         <w:t xml:space="preserve">Kinyume cha baraka ni </w:t>
       </w:r>
-      <w:hyperlink r:id="rId15">
-        <w:r>
-          <w:rPr>
-            <w:lang w:val="sw_KE" w:bidi="sw_KE"/>
-          </w:rPr>
-          <w:rPr>
-            <w:color w:val="0000EE"/>
-            <w:u w:val="single"/>
-          </w:rPr>
-          <w:t>laana</w:t>
-        </w:r>
-      </w:hyperlink>
+      <w:r>
+        <w:rPr>
+          <w:lang w:val="sw_KE" w:bidi="sw_KE"/>
+        </w:rPr>
+        <w:t>laana</w:t>
+      </w:r>
       <w:r>
         <w:rPr>
           <w:lang w:val="sw_KE" w:bidi="sw_KE"/>
@@ -504,7 +483,6 @@
       </w:r>
       <w:r>
         <w:rPr>
-          <w:b/>
           <w:lang w:val="sw_KE" w:bidi="sw_KE"/>
         </w:rPr>
         <w:t>Waisraeli</w:t>
@@ -597,54 +575,36 @@
         </w:rPr>
         <w:t xml:space="preserve">Bethlehemu ilikuwa kijiji kidogo katika </w:t>
       </w:r>
-      <w:hyperlink r:id="rId13">
-        <w:r>
-          <w:rPr>
-            <w:lang w:val="sw_KE" w:bidi="sw_KE"/>
-          </w:rPr>
-          <w:rPr>
-            <w:color w:val="0000EE"/>
-            <w:u w:val="single"/>
-          </w:rPr>
-          <w:t>Israeli</w:t>
-        </w:r>
-      </w:hyperlink>
+      <w:r>
+        <w:rPr>
+          <w:lang w:val="sw_KE" w:bidi="sw_KE"/>
+        </w:rPr>
+        <w:t>Israeli</w:t>
+      </w:r>
       <w:r>
         <w:rPr>
           <w:lang w:val="sw_KE" w:bidi="sw_KE"/>
         </w:rPr>
         <w:t xml:space="preserve">. Jina Bethlehemu linamaanisha "nyumba ya mkate." Katika Agano la Kale, matukio katika kitabu cha Ruthu yalitokea katika Bethlehemu. Ruthu alikuwa mwanamke wa Moabu, kwa hivyo hakuwa </w:t>
       </w:r>
-      <w:hyperlink r:id="rId16">
-        <w:r>
-          <w:rPr>
-            <w:lang w:val="sw_KE" w:bidi="sw_KE"/>
-          </w:rPr>
-          <w:rPr>
-            <w:color w:val="0000EE"/>
-            <w:u w:val="single"/>
-          </w:rPr>
-          <w:t>Mwisraeli</w:t>
-        </w:r>
-      </w:hyperlink>
+      <w:r>
+        <w:rPr>
+          <w:lang w:val="sw_KE" w:bidi="sw_KE"/>
+        </w:rPr>
+        <w:t>Mwisraeli</w:t>
+      </w:r>
       <w:r>
         <w:rPr>
           <w:lang w:val="sw_KE" w:bidi="sw_KE"/>
         </w:rPr>
         <w:t xml:space="preserve">. Mume wa kwanza wa Ruthu alikuwa amekufa, kwa hivyo Ruthu alikuja kuishi katika Bethlehemu na mama mkwe wake Mwisraeli. Baadaye, Ruthu alioleka kwa mtu wa Iziraeli kutoka Bethlehemu. Mjukuu wa Ruthu na mume wake Mwisraeli alikuwa </w:t>
       </w:r>
-      <w:hyperlink r:id="rId17">
-        <w:r>
-          <w:rPr>
-            <w:lang w:val="sw_KE" w:bidi="sw_KE"/>
-          </w:rPr>
-          <w:rPr>
-            <w:color w:val="0000EE"/>
-            <w:u w:val="single"/>
-          </w:rPr>
-          <w:t>Daudi</w:t>
-        </w:r>
-      </w:hyperlink>
+      <w:r>
+        <w:rPr>
+          <w:lang w:val="sw_KE" w:bidi="sw_KE"/>
+        </w:rPr>
+        <w:t>Daudi</w:t>
+      </w:r>
       <w:r>
         <w:rPr>
           <w:lang w:val="sw_KE" w:bidi="sw_KE"/>
@@ -679,18 +639,12 @@
         </w:rPr>
         <w:t xml:space="preserve">Mungu baadaye alisema kupitia </w:t>
       </w:r>
-      <w:hyperlink r:id="rId18">
-        <w:r>
-          <w:rPr>
-            <w:lang w:val="sw_KE" w:bidi="sw_KE"/>
-          </w:rPr>
-          <w:rPr>
-            <w:color w:val="0000EE"/>
-            <w:u w:val="single"/>
-          </w:rPr>
-          <w:t>nabii</w:t>
-        </w:r>
-      </w:hyperlink>
+      <w:r>
+        <w:rPr>
+          <w:lang w:val="sw_KE" w:bidi="sw_KE"/>
+        </w:rPr>
+        <w:t>nabii</w:t>
+      </w:r>
       <w:r>
         <w:rPr>
           <w:lang w:val="sw_KE" w:bidi="sw_KE"/>
@@ -699,7 +653,6 @@
       </w:r>
       <w:r>
         <w:rPr>
-          <w:b/>
           <w:lang w:val="sw_KE" w:bidi="sw_KE"/>
         </w:rPr>
         <w:t>hivyo Wayahudi</w:t>
@@ -710,36 +663,24 @@
         </w:rPr>
         <w:t xml:space="preserve"> walikuwa wakitarajia kwamba </w:t>
       </w:r>
-      <w:hyperlink r:id="rId19">
-        <w:r>
-          <w:rPr>
-            <w:lang w:val="sw_KE" w:bidi="sw_KE"/>
-          </w:rPr>
-          <w:rPr>
-            <w:color w:val="0000EE"/>
-            <w:u w:val="single"/>
-          </w:rPr>
-          <w:t>Masihi</w:t>
-        </w:r>
-      </w:hyperlink>
+      <w:r>
+        <w:rPr>
+          <w:lang w:val="sw_KE" w:bidi="sw_KE"/>
+        </w:rPr>
+        <w:t>Masihi</w:t>
+      </w:r>
       <w:r>
         <w:rPr>
           <w:lang w:val="sw_KE" w:bidi="sw_KE"/>
         </w:rPr>
         <w:t xml:space="preserve">, Mfalme maalum na </w:t>
       </w:r>
-      <w:hyperlink r:id="rId20">
-        <w:r>
-          <w:rPr>
-            <w:lang w:val="sw_KE" w:bidi="sw_KE"/>
-          </w:rPr>
-          <w:rPr>
-            <w:color w:val="0000EE"/>
-            <w:u w:val="single"/>
-          </w:rPr>
-          <w:t>Mwokozi</w:t>
-        </w:r>
-      </w:hyperlink>
+      <w:r>
+        <w:rPr>
+          <w:lang w:val="sw_KE" w:bidi="sw_KE"/>
+        </w:rPr>
+        <w:t>Mwokozi</w:t>
+      </w:r>
       <w:r>
         <w:rPr>
           <w:lang w:val="sw_KE" w:bidi="sw_KE"/>
@@ -774,18 +715,12 @@
         </w:rPr>
         <w:t xml:space="preserve">Bethlehemu ilikuwa kilomita chache mbali na </w:t>
       </w:r>
-      <w:hyperlink r:id="rId21">
-        <w:r>
-          <w:rPr>
-            <w:lang w:val="sw_KE" w:bidi="sw_KE"/>
-          </w:rPr>
-          <w:rPr>
-            <w:color w:val="0000EE"/>
-            <w:u w:val="single"/>
-          </w:rPr>
-          <w:t>Yerusalemu</w:t>
-        </w:r>
-      </w:hyperlink>
+      <w:r>
+        <w:rPr>
+          <w:lang w:val="sw_KE" w:bidi="sw_KE"/>
+        </w:rPr>
+        <w:t>Yerusalemu</w:t>
+      </w:r>
       <w:r>
         <w:rPr>
           <w:lang w:val="sw_KE" w:bidi="sw_KE"/>
@@ -847,54 +782,36 @@
         </w:rPr>
         <w:t xml:space="preserve"> ni kijiji katika mkoa wa </w:t>
       </w:r>
-      <w:hyperlink r:id="rId14">
-        <w:r>
-          <w:rPr>
-            <w:lang w:val="sw_KE" w:bidi="sw_KE"/>
-          </w:rPr>
-          <w:rPr>
-            <w:color w:val="0000EE"/>
-            <w:u w:val="single"/>
-          </w:rPr>
-          <w:t>Galilaya</w:t>
-        </w:r>
-      </w:hyperlink>
+      <w:r>
+        <w:rPr>
+          <w:lang w:val="sw_KE" w:bidi="sw_KE"/>
+        </w:rPr>
+        <w:t>Galilaya</w:t>
+      </w:r>
       <w:r>
         <w:rPr>
           <w:lang w:val="sw_KE" w:bidi="sw_KE"/>
         </w:rPr>
         <w:t xml:space="preserve">. Huenda ilikuwa karibu na mji wa </w:t>
       </w:r>
-      <w:hyperlink r:id="rId22">
-        <w:r>
-          <w:rPr>
-            <w:lang w:val="sw_KE" w:bidi="sw_KE"/>
-          </w:rPr>
-          <w:rPr>
-            <w:color w:val="0000EE"/>
-            <w:u w:val="single"/>
-          </w:rPr>
-          <w:t>Kapernaumu</w:t>
-        </w:r>
-      </w:hyperlink>
+      <w:r>
+        <w:rPr>
+          <w:lang w:val="sw_KE" w:bidi="sw_KE"/>
+        </w:rPr>
+        <w:t>Kapernaumu</w:t>
+      </w:r>
       <w:r>
         <w:rPr>
           <w:lang w:val="sw_KE" w:bidi="sw_KE"/>
         </w:rPr>
         <w:t xml:space="preserve">, kwa sababu </w:t>
       </w:r>
-      <w:hyperlink r:id="rId23">
-        <w:r>
-          <w:rPr>
-            <w:lang w:val="sw_KE" w:bidi="sw_KE"/>
-          </w:rPr>
-          <w:rPr>
-            <w:color w:val="0000EE"/>
-            <w:u w:val="single"/>
-          </w:rPr>
-          <w:t>Yohana</w:t>
-        </w:r>
-      </w:hyperlink>
+      <w:r>
+        <w:rPr>
+          <w:lang w:val="sw_KE" w:bidi="sw_KE"/>
+        </w:rPr>
+        <w:t>Yohana</w:t>
+      </w:r>
       <w:r>
         <w:rPr>
           <w:lang w:val="sw_KE" w:bidi="sw_KE"/>
@@ -903,7 +820,6 @@
       </w:r>
       <w:r>
         <w:rPr>
-          <w:b/>
           <w:lang w:val="sw_KE" w:bidi="sw_KE"/>
         </w:rPr>
         <w:t>wanafunzi</w:t>
@@ -914,18 +830,12 @@
         </w:rPr>
         <w:t xml:space="preserve"> wa Yesu Andrea na Petro walikuja kutoka Bethsaida, lakini Marko anatuambia kwamba waliishi katika Kapernaumu. Kijiji kilikuwa karibu na bahari ya </w:t>
       </w:r>
-      <w:hyperlink r:id="rId24">
-        <w:r>
-          <w:rPr>
-            <w:lang w:val="sw_KE" w:bidi="sw_KE"/>
-          </w:rPr>
-          <w:rPr>
-            <w:color w:val="0000EE"/>
-            <w:u w:val="single"/>
-          </w:rPr>
-          <w:t>Galilaya</w:t>
-        </w:r>
-      </w:hyperlink>
+      <w:r>
+        <w:rPr>
+          <w:lang w:val="sw_KE" w:bidi="sw_KE"/>
+        </w:rPr>
+        <w:t>Galilaya</w:t>
+      </w:r>
       <w:r>
         <w:rPr>
           <w:lang w:val="sw_KE" w:bidi="sw_KE"/>
@@ -987,18 +897,12 @@
         </w:rPr>
         <w:t xml:space="preserve"> ni mtu ambaye ni bwana juu ya watu wengine, ambaye ana </w:t>
       </w:r>
-      <w:hyperlink r:id="rId25">
-        <w:r>
-          <w:rPr>
-            <w:lang w:val="sw_KE" w:bidi="sw_KE"/>
-          </w:rPr>
-          <w:rPr>
-            <w:color w:val="0000EE"/>
-            <w:u w:val="single"/>
-          </w:rPr>
-          <w:t>mamlaka</w:t>
-        </w:r>
-      </w:hyperlink>
+      <w:r>
+        <w:rPr>
+          <w:lang w:val="sw_KE" w:bidi="sw_KE"/>
+        </w:rPr>
+        <w:t>mamlaka</w:t>
+      </w:r>
       <w:r>
         <w:rPr>
           <w:lang w:val="sw_KE" w:bidi="sw_KE"/>
@@ -1007,7 +911,6 @@
       </w:r>
       <w:r>
         <w:rPr>
-          <w:b/>
           <w:lang w:val="sw_KE" w:bidi="sw_KE"/>
         </w:rPr>
         <w:t>tunasikia</w:t>
@@ -1018,36 +921,24 @@
         </w:rPr>
         <w:t xml:space="preserve"> watu wakimwita </w:t>
       </w:r>
-      <w:hyperlink r:id="rId26">
-        <w:r>
-          <w:rPr>
-            <w:lang w:val="sw_KE" w:bidi="sw_KE"/>
-          </w:rPr>
-          <w:rPr>
-            <w:color w:val="0000EE"/>
-            <w:u w:val="single"/>
-          </w:rPr>
-          <w:t>mfalme</w:t>
-        </w:r>
-      </w:hyperlink>
+      <w:r>
+        <w:rPr>
+          <w:lang w:val="sw_KE" w:bidi="sw_KE"/>
+        </w:rPr>
+        <w:t>mfalme</w:t>
+      </w:r>
       <w:r>
         <w:rPr>
           <w:lang w:val="sw_KE" w:bidi="sw_KE"/>
         </w:rPr>
         <w:t xml:space="preserve"> wao kama Bwana; wanamwita bwana </w:t>
       </w:r>
-      <w:hyperlink r:id="rId27">
-        <w:r>
-          <w:rPr>
-            <w:lang w:val="sw_KE" w:bidi="sw_KE"/>
-          </w:rPr>
-          <w:rPr>
-            <w:color w:val="0000EE"/>
-            <w:u w:val="single"/>
-          </w:rPr>
-          <w:t>wao</w:t>
-        </w:r>
-      </w:hyperlink>
+      <w:r>
+        <w:rPr>
+          <w:lang w:val="sw_KE" w:bidi="sw_KE"/>
+        </w:rPr>
+        <w:t>wao</w:t>
+      </w:r>
       <w:r>
         <w:rPr>
           <w:lang w:val="sw_KE" w:bidi="sw_KE"/>
@@ -1082,18 +973,12 @@
         </w:rPr>
         <w:t xml:space="preserve">Katika Agano Jipya, watu katika </w:t>
       </w:r>
-      <w:hyperlink r:id="rId13">
-        <w:r>
-          <w:rPr>
-            <w:lang w:val="sw_KE" w:bidi="sw_KE"/>
-          </w:rPr>
-          <w:rPr>
-            <w:color w:val="0000EE"/>
-            <w:u w:val="single"/>
-          </w:rPr>
-          <w:t>Israeli</w:t>
-        </w:r>
-      </w:hyperlink>
+      <w:r>
+        <w:rPr>
+          <w:lang w:val="sw_KE" w:bidi="sw_KE"/>
+        </w:rPr>
+        <w:t>Israeli</w:t>
+      </w:r>
       <w:r>
         <w:rPr>
           <w:lang w:val="sw_KE" w:bidi="sw_KE"/>
@@ -1114,18 +999,12 @@
         </w:rPr>
         <w:t xml:space="preserve">Wakati, baada ya </w:t>
       </w:r>
-      <w:hyperlink r:id="rId28">
-        <w:r>
-          <w:rPr>
-            <w:lang w:val="sw_KE" w:bidi="sw_KE"/>
-          </w:rPr>
-          <w:rPr>
-            <w:color w:val="0000EE"/>
-            <w:u w:val="single"/>
-          </w:rPr>
-          <w:t>ufufuo</w:t>
-        </w:r>
-      </w:hyperlink>
+      <w:r>
+        <w:rPr>
+          <w:lang w:val="sw_KE" w:bidi="sw_KE"/>
+        </w:rPr>
+        <w:t>ufufuo</w:t>
+      </w:r>
       <w:r>
         <w:rPr>
           <w:lang w:val="sw_KE" w:bidi="sw_KE"/>
@@ -1238,7 +1117,6 @@
       </w:r>
       <w:r>
         <w:rPr>
-          <w:b/>
           <w:lang w:val="sw_KE" w:bidi="sw_KE"/>
         </w:rPr>
         <w:t>Wayahudi</w:t>
@@ -1297,36 +1175,24 @@
         </w:rPr>
         <w:t xml:space="preserve">Bwana ni cheo cha jumla cha heshima kwa mtu katika nafasi ya juu au hali. Katika Agano Jipya, kuna majina mawili ya heshima kwa mtu katika nafasi ya juu. </w:t>
       </w:r>
-      <w:hyperlink r:id="rId29">
-        <w:r>
-          <w:rPr>
-            <w:lang w:val="sw_KE" w:bidi="sw_KE"/>
-          </w:rPr>
-          <w:rPr>
-            <w:color w:val="0000EE"/>
-            <w:u w:val="single"/>
-          </w:rPr>
-          <w:t>Bwana</w:t>
-        </w:r>
-      </w:hyperlink>
+      <w:r>
+        <w:rPr>
+          <w:lang w:val="sw_KE" w:bidi="sw_KE"/>
+        </w:rPr>
+        <w:t>Bwana</w:t>
+      </w:r>
       <w:r>
         <w:rPr>
           <w:lang w:val="sw_KE" w:bidi="sw_KE"/>
         </w:rPr>
         <w:t xml:space="preserve"> mara nyingi ni cheo cha mtu anayemiliki mali au ni mtawala mkuu. Mwalimu mara nyingi anarejelea mtu katika nafasi ya juu katika </w:t>
       </w:r>
-      <w:hyperlink r:id="rId30">
-        <w:r>
-          <w:rPr>
-            <w:lang w:val="sw_KE" w:bidi="sw_KE"/>
-          </w:rPr>
-          <w:rPr>
-            <w:color w:val="0000EE"/>
-            <w:u w:val="single"/>
-          </w:rPr>
-          <w:t>kaya</w:t>
-        </w:r>
-      </w:hyperlink>
+      <w:r>
+        <w:rPr>
+          <w:lang w:val="sw_KE" w:bidi="sw_KE"/>
+        </w:rPr>
+        <w:t>kaya</w:t>
+      </w:r>
       <w:r>
         <w:rPr>
           <w:lang w:val="sw_KE" w:bidi="sw_KE"/>
